--- a/technical_document/docx/03_maintenance/DOC-03-MNT-01_Zero_Downtime_Rolling_Upgrade_and_Release_Playbook.docx
+++ b/technical_document/docx/03_maintenance/DOC-03-MNT-01_Zero_Downtime_Rolling_Upgrade_and_Release_Playbook.docx
@@ -1638,6 +1638,58 @@
           </w:p>
         </w:tc>
       </w:tr>
+      <w:tr>
+        <w:tc>
+          <w:tcPr>
+            <w:tcW w:type="dxa" w:w="1872"/>
+          </w:tcPr>
+          <w:p>
+            <w:r>
+              <w:t>3.1.0</w:t>
+            </w:r>
+          </w:p>
+        </w:tc>
+        <w:tc>
+          <w:tcPr>
+            <w:tcW w:type="dxa" w:w="1872"/>
+          </w:tcPr>
+          <w:p>
+            <w:r>
+              <w:t>October 2026</w:t>
+            </w:r>
+          </w:p>
+        </w:tc>
+        <w:tc>
+          <w:tcPr>
+            <w:tcW w:type="dxa" w:w="1872"/>
+          </w:tcPr>
+          <w:p>
+            <w:r>
+              <w:t>Independent Forensic Re-audit</w:t>
+            </w:r>
+          </w:p>
+        </w:tc>
+        <w:tc>
+          <w:tcPr>
+            <w:tcW w:type="dxa" w:w="1872"/>
+          </w:tcPr>
+          <w:p>
+            <w:r>
+              <w:t>Factual corrections per audit/docx_forensic_audit_2026-10-08.md</w:t>
+            </w:r>
+          </w:p>
+        </w:tc>
+        <w:tc>
+          <w:tcPr>
+            <w:tcW w:type="dxa" w:w="1872"/>
+          </w:tcPr>
+          <w:p>
+            <w:r>
+              <w:t>Applied</w:t>
+            </w:r>
+          </w:p>
+        </w:tc>
+      </w:tr>
     </w:tbl>
     <w:p>
       <w:pPr>
@@ -2433,7 +2485,7 @@
               <w:br/>
               <w:t>kubectl run flyway-migrator --rm -i --restart=Never \</w:t>
               <w:br/>
-              <w:t xml:space="preserve">  --image=internal-registry.bank.com.bd/ulms/migrator:2.1.0 \</w:t>
+              <w:t xml:space="preserve">  --image=internal-registry.bank.com.bd/ulms/api:2.1.0 (Flyway runs on app boot; standalone migrator only for break-glass) \</w:t>
               <w:br/>
               <w:t xml:space="preserve">  --namespace=ulms-prod --command -- ./flyway migrate</w:t>
             </w:r>
@@ -2511,7 +2563,7 @@
               </w:rPr>
               <w:t># Deploy single canary replica receiving 5% traffic</w:t>
               <w:br/>
-              <w:t>helm upgrade ulms-prod ./deploy/k3s/helm/ulms \</w:t>
+              <w:t>helm upgrade ulms-prod ./deploy/chart/ulms \</w:t>
               <w:br/>
               <w:t xml:space="preserve">  --namespace ulms-prod \</w:t>
               <w:br/>
@@ -2685,7 +2737,7 @@
               </w:rPr>
               <w:t># Promote new version across all production replicas</w:t>
               <w:br/>
-              <w:t>helm upgrade ulms-prod ./deploy/k3s/helm/ulms \</w:t>
+              <w:t>helm upgrade ulms-prod ./deploy/chart/ulms \</w:t>
               <w:br/>
               <w:t xml:space="preserve">  --namespace ulms-prod \</w:t>
               <w:br/>
@@ -2862,7 +2914,7 @@
               </w:rPr>
               <w:t># 1. Trigger atomic Helm rollback to previous revision</w:t>
               <w:br/>
-              <w:t>helm rollback ulms-prod 0 --namespace ulms-prod</w:t>
+              <w:t>helm rollback ulms-prod &lt;PREVIOUS-REVISION&gt; --namespace ulms-prod  # revisions start at 1; find via: helm history ulms-prod -n ulms-prod</w:t>
               <w:br/>
               <w:br/>
               <w:t># 2. Verify all pods revert to previous image version</w:t>
@@ -2925,6 +2977,19 @@
           <w:sz w:val="19"/>
         </w:rPr>
         <w:t>— End of Zero-Downtime Rolling Upgrade &amp; Release Playbook —</w:t>
+      </w:r>
+    </w:p>
+    <w:p>
+      <w:r>
+        <w:rPr>
+          <w:b/>
+        </w:rPr>
+        <w:t>Addendum — v3.1.0 corrections (Independent Forensic Re-audit, 8 October 2026)</w:t>
+      </w:r>
+    </w:p>
+    <w:p>
+      <w:r>
+        <w:t>Corrections (v3.1.0): chart path is deploy/chart/ulms (values at deploy/chart/ulms/values.yaml + environment overlays); helm rollback requires a real revision number (history first); canary --set keys require the corresponding values.yaml block — verify against deploy/chart/ulms/values.yaml before use.</w:t>
       </w:r>
     </w:p>
     <w:sectPr>
